--- a/facilitator-guide-cross-team-retro.docx
+++ b/facilitator-guide-cross-team-retro.docx
@@ -898,6 +898,147 @@
       </w:r>
       <w:r>
         <w:t xml:space="preserve">. Each team still plans, reviews and improves with the team-level tools.</w:t>
+      </w:r>
+    </w:p>
+    <w:p>
+      <w:pPr>
+        <w:pStyle w:val="Heading1"/>
+      </w:pPr>
+      <w:r>
+        <w:t xml:space="preserve">Recreate it in your whiteboard</w:t>
+      </w:r>
+    </w:p>
+    <w:p>
+      <w:pPr>
+        <w:pStyle w:val="Small"/>
+      </w:pPr>
+      <w:r>
+        <w:t xml:space="preserve">Paste this into your whiteboard's AI assistant (for example Miro AI or Atlassian Rovo) or a general assistant, to get an editable, native version of the board. Results vary by tool, so expect to tidy it up. For an exact copy, import the SVG as a locked background instead.</w:t>
+      </w:r>
+    </w:p>
+    <w:p>
+      <w:r>
+        <w:t xml:space="preserve">Create an editable whiteboard for “Cross-Team Retro”, a workshop board.</w:t>
+      </w:r>
+    </w:p>
+    <w:p>
+      <w:r>
+        <w:t xml:space="preserve">Purpose: Reflect across teams at the end of a period: what worked, what didn't, and one system problem to fix together.</w:t>
+      </w:r>
+    </w:p>
+    <w:p>
+      <w:r>
+        <w:t xml:space="preserve">Layout: a wide landscape board (about 16:11). Make one frame per section below, placed as described. In each frame, add the section name as a heading, then its content as short text labels or empty fields to fill in. Leave space in each frame for sticky notes. Use the header colour given. Keep the wording as written and don't add extra content.</w:t>
+      </w:r>
+    </w:p>
+    <w:p>
+      <w:r>
+        <w:t xml:space="preserve">Key: Green = Went well · Pink = Problem · Blue = Idea · Dot = Vote</w:t>
+      </w:r>
+    </w:p>
+    <w:p>
+      <w:r>
+        <w:t xml:space="preserve">Sections:</w:t>
+      </w:r>
+    </w:p>
+    <w:p>
+      <w:r>
+        <w:t xml:space="preserve">1. What We Set Out to Do: top full width, about 100% wide and 15% tall; header colour slate grey.</w:t>
+      </w:r>
+    </w:p>
+    <w:p>
+      <w:r>
+        <w:t xml:space="preserve">   Subtitle: Bring the shared objectives and the data</w:t>
+      </w:r>
+    </w:p>
+    <w:p>
+      <w:r>
+        <w:t xml:space="preserve">   Content: Shared objective: · Planned value: · Achieved: · What we learned:</w:t>
+      </w:r>
+    </w:p>
+    <w:p>
+      <w:r>
+        <w:t xml:space="preserve">2. Went Well Across Teams: middle left, about 35% wide and 45% tall; header colour emerald green.</w:t>
+      </w:r>
+    </w:p>
+    <w:p>
+      <w:r>
+        <w:t xml:space="preserve">   Subtitle: Keep doing</w:t>
+      </w:r>
+    </w:p>
+    <w:p>
+      <w:r>
+        <w:t xml:space="preserve">   Content: Where did teams help each other?</w:t>
+      </w:r>
+    </w:p>
+    <w:p>
+      <w:r>
+        <w:t xml:space="preserve">3. Cross-Team Problems: middle centre, about 35% wide and 45% tall; header colour red.</w:t>
+      </w:r>
+    </w:p>
+    <w:p>
+      <w:r>
+        <w:t xml:space="preserve">   Subtitle: Dot-vote the biggest</w:t>
+      </w:r>
+    </w:p>
+    <w:p>
+      <w:r>
+        <w:t xml:space="preserve">   Content: Where did work wait between teams?</w:t>
+      </w:r>
+    </w:p>
+    <w:p>
+      <w:r>
+        <w:t xml:space="preserve">4. Ideas: middle right, about 35% wide and 45% tall; header colour blue.</w:t>
+      </w:r>
+    </w:p>
+    <w:p>
+      <w:r>
+        <w:t xml:space="preserve">   Subtitle: For any team to try</w:t>
+      </w:r>
+    </w:p>
+    <w:p>
+      <w:r>
+        <w:t xml:space="preserve">   Content: What would make next period smoother?</w:t>
+      </w:r>
+    </w:p>
+    <w:p>
+      <w:r>
+        <w:t xml:space="preserve">5. Solve the Top Problem: bottom left, about 65% wide and 35% tall; header colour purple.</w:t>
+      </w:r>
+    </w:p>
+    <w:p>
+      <w:r>
+        <w:t xml:space="preserve">   Subtitle: In mixed-team groups</w:t>
+      </w:r>
+    </w:p>
+    <w:p>
+      <w:r>
+        <w:t xml:space="preserve">   Content: Top problem (most dots): · Improvement: · Teams involved: · Owner: · Why 1? · Why 2? · Why 3? · Why 4? · Root cause:</w:t>
+      </w:r>
+    </w:p>
+    <w:p>
+      <w:r>
+        <w:t xml:space="preserve">6. Follow Through: bottom right, about 35% wide and 35% tall; header colour dark green.</w:t>
+      </w:r>
+    </w:p>
+    <w:p>
+      <w:r>
+        <w:t xml:space="preserve">   Subtitle: Into the next planning</w:t>
+      </w:r>
+    </w:p>
+    <w:p>
+      <w:r>
+        <w:t xml:space="preserve">   Content: Improvements added to the next cross-team plan · Each improvement has an owner · Teams' own retros have the same themes? · Progress checked at the cross-team sync · We'll measure success by: · Next cross-team retro:</w:t>
+      </w:r>
+    </w:p>
+    <w:p>
+      <w:r>
+        <w:t xml:space="preserve">Footer questions: “What got in the way between teams, not within them?” “What one change would help every team next period?”</w:t>
+      </w:r>
+    </w:p>
+    <w:p>
+      <w:r>
+        <w:t xml:space="preserve">Original board for reference: https://eparker71.github.io/agile-ways-of-working/cross-team-retro-board.html</w:t>
       </w:r>
     </w:p>
     <w:p>

--- a/facilitator-guide-cross-team-retro.docx
+++ b/facilitator-guide-cross-team-retro.docx
@@ -211,7 +211,7 @@
         </w:numPr>
       </w:pPr>
       <w:r>
-        <w:t xml:space="preserve">Print the board at A1 or A3, or use a digital board with breakout areas</w:t>
+        <w:t xml:space="preserve">Print the board at A1 or A3 (or 11×17), or use a digital board with breakout areas</w:t>
       </w:r>
     </w:p>
     <w:p>
